--- a/docs/EAA_Benchmark_San_pham.docx
+++ b/docs/EAA_Benchmark_San_pham.docx
@@ -726,7 +726,7 @@
           </w:tcPr>
           <w:p>
             <w:r>
-              <w:t xml:space="preserve">177 mục, mỗi mục một bài kiểm canh</w:t>
+              <w:t xml:space="preserve">178 mục, mỗi mục một bài kiểm canh</w:t>
             </w:r>
           </w:p>
         </w:tc>
@@ -822,17 +822,17 @@
           </w:tcPr>
           <w:p>
             <w:r>
-              <w:t xml:space="preserve">40/112 — 36%</w:t>
-            </w:r>
-          </w:p>
-        </w:tc>
-        <w:tc>
-          <w:tcPr>
-            <w:tcW w:w="3120" w:type="dxa"/>
-          </w:tcPr>
-          <w:p>
-            <w:r>
-              <w:t xml:space="preserve">quét `raise CliError(` trong eaa/cli.py</w:t>
+              <w:t xml:space="preserve">150/182 — 82% (mốc trước khi sửa: 25/182 — 14%)</w:t>
+            </w:r>
+          </w:p>
+        </w:tc>
+        <w:tc>
+          <w:tcPr>
+            <w:tcW w:w="3120" w:type="dxa"/>
+          </w:tcPr>
+          <w:p>
+            <w:r>
+              <w:t xml:space="preserve">quét `raise CliError(` bằng phép đếm ngoặc cân; TC-145 canh</w:t>
             </w:r>
           </w:p>
         </w:tc>
@@ -2365,7 +2365,7 @@
           </w:tcPr>
           <w:p>
             <w:r>
-              <w:t xml:space="preserve">ĐO: 40/112 thông báo lỗi (36%) nêu được LỆNH cụ thể phải gõ tiếp</w:t>
+              <w:t xml:space="preserve">ĐO: 150/182 thông báo lỗi (82%) nói được VIỆC PHẢI LÀM. Mốc trước khi sửa là 25/182 — 14%</w:t>
             </w:r>
           </w:p>
         </w:tc>
@@ -2385,7 +2385,7 @@
           </w:tcPr>
           <w:p>
             <w:r>
-              <w:t xml:space="preserve">**ĐIỂM YẾU ĐO ĐƯỢC.** Hai phần ba thông báo lỗi nói cái gì sai mà không nói phải làm gì. Đây là việc rẻ và nên làm sớm</w:t>
+              <w:t xml:space="preserve">**ĐÃ SỬA (SL-178).** Bảng `GOI_Y_KHI_HONG` gắn ở `main()`, nên lỗi ném từ hàm phụ trợ vẫn nhận đúng gợi ý của lệnh đang chạy. TC-145 đối chiếu bảng với cây lệnh thật, hai chiều — một gợi ý trỏ vào lệnh đã bị xoá là đỏ</w:t>
             </w:r>
           </w:p>
         </w:tc>
@@ -2527,7 +2527,9 @@
         <w:pStyle w:val="NoteStyle"/>
       </w:pPr>
       <w:r>
-        <w:t xml:space="preserve">[canh_bao] Phép đo tự chỉ ra một điểm yếu mà so sánh với đối thủ không chỉ ra được: chỉ 40 trên 112 thông báo lỗi (36%) nêu được lệnh cụ thể phải gõ tiếp. Hai phần ba còn lại nói cái gì sai mà không nói phải làm gì. Đây là việc rẻ nhất trong cả danh sách §7.</w:t>
+        <w:t xml:space="preserve">Phép đo tự chỉ ra một điểm yếu mà so sánh với đối thủ không chỉ ra được — và bản này phải đính chính chính nó. Bản trước công bố 36% (40/112); con số ấy SAI vì biểu thức quét chỉ bắt được một dạng viết `raise CliError(`, nên nó đếm thiếu cả tử lẫn mẫu. Quét lại bằng phép đếm ngoặc cân cho mốc thật: 25/182 — 14%. Sai số của phép đo chứ không phải của sản phẩm, nhưng nó đã được in ra nên nó được sửa công khai chứ không thay lặng lẽ.
+Đã sửa (SL-178): 150/182 — 82%. Cách sửa đáng nói hơn con số. Không viết gợi ý vào 182 chuỗi — mỗi chuỗi như vậy là một bản sao của cây lệnh, và nó lệch khỏi cây lệnh ngay lần đầu ai đó đổi tên một lệnh, mà không gì bắt được. Gom vào một bảng thì bắt được: TC-145 đối chiếu bảng gợi ý với cây lệnh dựng từ argparse, hai chiều.
+82% là CẬN DƯỚI. 32 chỗ còn lại nằm trong hàm phụ trợ mà phép quy về lệnh không với tới; lúc chạy thật chúng vẫn có gợi ý, vì bảng gắn ở `main()` — nơi biết người dùng vừa gõ lệnh nào. Báo cả hai con số.</w:t>
       </w:r>
     </w:p>
     <w:p>
@@ -2627,37 +2629,37 @@
           </w:tcPr>
           <w:p>
             <w:r>
-              <w:t xml:space="preserve">1 · Cao</w:t>
-            </w:r>
-          </w:p>
-        </w:tc>
-        <w:tc>
-          <w:tcPr>
-            <w:tcW w:w="2340" w:type="dxa"/>
-          </w:tcPr>
-          <w:p>
-            <w:r>
-              <w:t xml:space="preserve">Sửa thông báo lỗi: nâng tỉ lệ nêu được lệnh phải gõ từ 36% lên ≥80%</w:t>
-            </w:r>
-          </w:p>
-        </w:tc>
-        <w:tc>
-          <w:tcPr>
-            <w:tcW w:w="2340" w:type="dxa"/>
-          </w:tcPr>
-          <w:p>
-            <w:r>
-              <w:t xml:space="preserve">Điểm yếu UI/UX ĐO ĐƯỢC duy nhất trong bảng, và là chỗ rẻ nhất. Hai phần ba thông báo hiện nói cái gì sai mà không nói phải làm gì</w:t>
-            </w:r>
-          </w:p>
-        </w:tc>
-        <w:tc>
-          <w:tcPr>
-            <w:tcW w:w="2340" w:type="dxa"/>
-          </w:tcPr>
-          <w:p>
-            <w:r>
-              <w:t xml:space="preserve">Chạy lại phép quét `raise CliError(`; thêm một bài kiểm chặn tỉ lệ tụt</w:t>
+              <w:t xml:space="preserve">1 · XONG</w:t>
+            </w:r>
+          </w:p>
+        </w:tc>
+        <w:tc>
+          <w:tcPr>
+            <w:tcW w:w="2340" w:type="dxa"/>
+          </w:tcPr>
+          <w:p>
+            <w:r>
+              <w:t xml:space="preserve">Sửa thông báo lỗi: nâng tỉ lệ nói được việc phải làm lên ≥80% — ĐẠT 82%</w:t>
+            </w:r>
+          </w:p>
+        </w:tc>
+        <w:tc>
+          <w:tcPr>
+            <w:tcW w:w="2340" w:type="dxa"/>
+          </w:tcPr>
+          <w:p>
+            <w:r>
+              <w:t xml:space="preserve">Điểm yếu UI/UX ĐO ĐƯỢC duy nhất trong bảng, và là chỗ rẻ nhất. Đo lại bằng phép quét đúng thì mốc thật là 14%, không phải 36% như bản trước công bố — bản này đính chính</w:t>
+            </w:r>
+          </w:p>
+        </w:tc>
+        <w:tc>
+          <w:tcPr>
+            <w:tcW w:w="2340" w:type="dxa"/>
+          </w:tcPr>
+          <w:p>
+            <w:r>
+              <w:t xml:space="preserve">ĐÃ ĐO: 150/182 = 82%. TC-145 (11 bài, 4 đột biến đều bị bắt) canh cả tỉ lệ lẫn tính đúng của từng gợi ý. Xem SL-178</w:t>
             </w:r>
           </w:p>
         </w:tc>
@@ -2990,7 +2992,7 @@
         <w:spacing w:after="40"/>
       </w:pPr>
       <w:r>
-        <w:t xml:space="preserve">•  Tỉ lệ thông báo lỗi nêu được lệnh phải gõ đạt ≥ 80%, có bài kiểm canh.</w:t>
+        <w:t xml:space="preserve">•  ~~Tỉ lệ thông báo lỗi nói được việc phải làm đạt ≥ 80%, có bài kiểm canh.~~ XONG — 82%, TC-145.</w:t>
       </w:r>
     </w:p>
     <w:p>
